--- a/docs/Education Tutor functionality - User Experience Preview (proposed).docx
+++ b/docs/Education Tutor functionality - User Experience Preview (proposed).docx
@@ -136,6 +136,444 @@
           <w:lang w:val="en-NZ"/>
         </w:rPr>
         <w:t>.</w:t>
+      </w:r>
+    </w:p>
+    <w:p>
+      <w:pPr>
+        <w:pStyle w:val="Heading2"/>
+        <w:rPr>
+          <w:lang w:val="en-NZ"/>
+        </w:rPr>
+      </w:pPr>
+      <w:r>
+        <w:rPr>
+          <w:lang w:val="en-NZ"/>
+        </w:rPr>
+        <w:t>Background</w:t>
+      </w:r>
+    </w:p>
+    <w:p>
+      <w:pPr>
+        <w:rPr>
+          <w:lang w:val="en-NZ"/>
+        </w:rPr>
+      </w:pPr>
+      <w:r>
+        <w:rPr>
+          <w:lang w:val="en-NZ"/>
+        </w:rPr>
+        <w:t xml:space="preserve">A central team manages a pool of external </w:t>
+      </w:r>
+      <w:r>
+        <w:rPr>
+          <w:lang w:val="en-NZ"/>
+        </w:rPr>
+        <w:t xml:space="preserve">staff </w:t>
+      </w:r>
+      <w:r>
+        <w:rPr>
+          <w:lang w:val="en-NZ"/>
+        </w:rPr>
+        <w:t>(</w:t>
+      </w:r>
+      <w:r>
+        <w:rPr>
+          <w:i/>
+          <w:iCs/>
+          <w:lang w:val="en-NZ"/>
+        </w:rPr>
+        <w:t>Education Tutors</w:t>
+      </w:r>
+      <w:r>
+        <w:rPr>
+          <w:lang w:val="en-NZ"/>
+        </w:rPr>
+        <w:t xml:space="preserve">) </w:t>
+      </w:r>
+      <w:r>
+        <w:rPr>
+          <w:lang w:val="en-NZ"/>
+        </w:rPr>
+        <w:t xml:space="preserve">whose role is to </w:t>
+      </w:r>
+      <w:r>
+        <w:rPr>
+          <w:lang w:val="en-NZ"/>
+        </w:rPr>
+        <w:t>manage and mediate</w:t>
+      </w:r>
+      <w:r>
+        <w:rPr>
+          <w:lang w:val="en-NZ"/>
+        </w:rPr>
+        <w:t xml:space="preserve"> engagement with the University on behalf of a student.</w:t>
+      </w:r>
+      <w:r>
+        <w:rPr>
+          <w:lang w:val="en-NZ"/>
+        </w:rPr>
+        <w:t xml:space="preserve"> This includes all interactions in Stream.</w:t>
+      </w:r>
+      <w:r>
+        <w:rPr>
+          <w:lang w:val="en-NZ"/>
+        </w:rPr>
+        <w:t xml:space="preserve"> </w:t>
+      </w:r>
+      <w:r>
+        <w:rPr>
+          <w:lang w:val="en-NZ"/>
+        </w:rPr>
+        <w:t xml:space="preserve">This role includes access to all Massey systems using student credentials. </w:t>
+      </w:r>
+      <w:r>
+        <w:rPr>
+          <w:i/>
+          <w:iCs/>
+          <w:lang w:val="en-NZ"/>
+        </w:rPr>
+        <w:t>Education Tutors</w:t>
+      </w:r>
+      <w:r>
+        <w:rPr>
+          <w:lang w:val="en-NZ"/>
+        </w:rPr>
+        <w:t xml:space="preserve"> are also given guest access to Stream to </w:t>
+      </w:r>
+      <w:r>
+        <w:rPr>
+          <w:lang w:val="en-NZ"/>
+        </w:rPr>
+        <w:t xml:space="preserve">access </w:t>
+      </w:r>
+      <w:r>
+        <w:rPr>
+          <w:i/>
+          <w:iCs/>
+          <w:lang w:val="en-NZ"/>
+        </w:rPr>
+        <w:t>Education Tutor</w:t>
+      </w:r>
+      <w:r>
+        <w:rPr>
+          <w:lang w:val="en-NZ"/>
+        </w:rPr>
+        <w:t>-specific support and training resources</w:t>
+      </w:r>
+      <w:r>
+        <w:rPr>
+          <w:lang w:val="en-NZ"/>
+        </w:rPr>
+        <w:t>.</w:t>
+      </w:r>
+    </w:p>
+    <w:p>
+      <w:pPr>
+        <w:rPr>
+          <w:lang w:val="en-NZ"/>
+        </w:rPr>
+      </w:pPr>
+      <w:r>
+        <w:rPr>
+          <w:lang w:val="en-NZ"/>
+        </w:rPr>
+        <w:t xml:space="preserve">For </w:t>
+      </w:r>
+      <w:r>
+        <w:rPr>
+          <w:lang w:val="en-NZ"/>
+        </w:rPr>
+        <w:t xml:space="preserve">context, around 30 </w:t>
+      </w:r>
+      <w:r>
+        <w:rPr>
+          <w:i/>
+          <w:iCs/>
+          <w:lang w:val="en-NZ"/>
+        </w:rPr>
+        <w:t>Education Tutors</w:t>
+      </w:r>
+      <w:r>
+        <w:rPr>
+          <w:lang w:val="en-NZ"/>
+        </w:rPr>
+        <w:t xml:space="preserve"> are currently assigned</w:t>
+      </w:r>
+      <w:r>
+        <w:rPr>
+          <w:lang w:val="en-NZ"/>
+        </w:rPr>
+        <w:t xml:space="preserve"> to </w:t>
+      </w:r>
+      <w:r>
+        <w:rPr>
+          <w:lang w:val="en-NZ"/>
+        </w:rPr>
+        <w:t xml:space="preserve">students </w:t>
+      </w:r>
+      <w:r>
+        <w:rPr>
+          <w:lang w:val="en-NZ"/>
+        </w:rPr>
+        <w:t xml:space="preserve">out of a </w:t>
+      </w:r>
+      <w:r>
+        <w:rPr>
+          <w:lang w:val="en-NZ"/>
+        </w:rPr>
+        <w:t xml:space="preserve">pool of 100. </w:t>
+      </w:r>
+      <w:r>
+        <w:rPr>
+          <w:lang w:val="en-NZ"/>
+        </w:rPr>
+        <w:t>In total, t</w:t>
+      </w:r>
+      <w:r>
+        <w:rPr>
+          <w:lang w:val="en-NZ"/>
+        </w:rPr>
+        <w:t xml:space="preserve">hese students are enrolled in </w:t>
+      </w:r>
+      <w:r>
+        <w:rPr>
+          <w:lang w:val="en-NZ"/>
+        </w:rPr>
+        <w:t>around 200 courses.</w:t>
+      </w:r>
+      <w:r>
+        <w:rPr>
+          <w:lang w:val="en-NZ"/>
+        </w:rPr>
+        <w:t xml:space="preserve"> </w:t>
+      </w:r>
+      <w:r>
+        <w:rPr>
+          <w:i/>
+          <w:iCs/>
+          <w:lang w:val="en-NZ"/>
+        </w:rPr>
+        <w:t>Education Tutors</w:t>
+      </w:r>
+      <w:r>
+        <w:rPr>
+          <w:lang w:val="en-NZ"/>
+        </w:rPr>
+        <w:t xml:space="preserve"> </w:t>
+      </w:r>
+      <w:r>
+        <w:rPr>
+          <w:lang w:val="en-NZ"/>
+        </w:rPr>
+        <w:t xml:space="preserve">can be assigned 5 or more students. </w:t>
+      </w:r>
+      <w:r>
+        <w:rPr>
+          <w:lang w:val="en-NZ"/>
+        </w:rPr>
+        <w:t xml:space="preserve">Use of </w:t>
+      </w:r>
+      <w:r>
+        <w:rPr>
+          <w:i/>
+          <w:iCs/>
+          <w:lang w:val="en-NZ"/>
+        </w:rPr>
+        <w:t>Education Tutors</w:t>
+      </w:r>
+      <w:r>
+        <w:rPr>
+          <w:lang w:val="en-NZ"/>
+        </w:rPr>
+        <w:t xml:space="preserve"> is expected to increase over time.</w:t>
+      </w:r>
+    </w:p>
+    <w:p>
+      <w:pPr>
+        <w:rPr>
+          <w:lang w:val="en-NZ"/>
+        </w:rPr>
+      </w:pPr>
+      <w:r>
+        <w:rPr>
+          <w:lang w:val="en-NZ"/>
+        </w:rPr>
+        <w:t xml:space="preserve">Historically, both the student and the </w:t>
+      </w:r>
+      <w:r>
+        <w:rPr>
+          <w:i/>
+          <w:iCs/>
+          <w:lang w:val="en-NZ"/>
+        </w:rPr>
+        <w:t>Education Tutor</w:t>
+      </w:r>
+      <w:r>
+        <w:rPr>
+          <w:lang w:val="en-NZ"/>
+        </w:rPr>
+        <w:t xml:space="preserve"> were enrolled in the course.</w:t>
+      </w:r>
+      <w:r>
+        <w:rPr>
+          <w:lang w:val="en-NZ"/>
+        </w:rPr>
+        <w:t xml:space="preserve"> However, </w:t>
+      </w:r>
+      <w:r>
+        <w:rPr>
+          <w:lang w:val="en-NZ"/>
+        </w:rPr>
+        <w:t>the convenience of access</w:t>
+      </w:r>
+      <w:r>
+        <w:rPr>
+          <w:lang w:val="en-NZ"/>
+        </w:rPr>
+        <w:t>ing Stream</w:t>
+      </w:r>
+      <w:r>
+        <w:rPr>
+          <w:lang w:val="en-NZ"/>
+        </w:rPr>
+        <w:t xml:space="preserve"> using </w:t>
+      </w:r>
+      <w:r>
+        <w:rPr>
+          <w:i/>
+          <w:iCs/>
+          <w:lang w:val="en-NZ"/>
+        </w:rPr>
+        <w:t>Education Tutor</w:t>
+      </w:r>
+      <w:r>
+        <w:rPr>
+          <w:lang w:val="en-NZ"/>
+        </w:rPr>
+        <w:t xml:space="preserve"> credentials </w:t>
+      </w:r>
+      <w:r>
+        <w:rPr>
+          <w:lang w:val="en-NZ"/>
+        </w:rPr>
+        <w:t>rather than individual student credentials has led to varying practices among</w:t>
+      </w:r>
+      <w:r>
+        <w:rPr>
+          <w:lang w:val="en-NZ"/>
+        </w:rPr>
+        <w:t xml:space="preserve"> tutors</w:t>
+      </w:r>
+      <w:r>
+        <w:rPr>
+          <w:lang w:val="en-NZ"/>
+        </w:rPr>
+        <w:t>,</w:t>
+      </w:r>
+      <w:r>
+        <w:rPr>
+          <w:lang w:val="en-NZ"/>
+        </w:rPr>
+        <w:t xml:space="preserve"> including directly emailing course staff to submit assignments.</w:t>
+      </w:r>
+    </w:p>
+    <w:p>
+      <w:pPr>
+        <w:rPr>
+          <w:lang w:val="en-NZ"/>
+        </w:rPr>
+      </w:pPr>
+      <w:r>
+        <w:rPr>
+          <w:lang w:val="en-NZ"/>
+        </w:rPr>
+        <w:t xml:space="preserve">Additionally, some newer, </w:t>
+      </w:r>
+      <w:r>
+        <w:rPr>
+          <w:lang w:val="en-NZ"/>
+        </w:rPr>
+        <w:t>purpose</w:t>
+      </w:r>
+      <w:r>
+        <w:rPr>
+          <w:lang w:val="en-NZ"/>
+        </w:rPr>
+        <w:t>-built courses are designed for limited direct digital engagement</w:t>
+      </w:r>
+      <w:r>
+        <w:rPr>
+          <w:lang w:val="en-NZ"/>
+        </w:rPr>
+        <w:t xml:space="preserve"> by the student</w:t>
+      </w:r>
+      <w:r>
+        <w:rPr>
+          <w:lang w:val="en-NZ"/>
+        </w:rPr>
+        <w:t xml:space="preserve">. </w:t>
+      </w:r>
+      <w:r>
+        <w:rPr>
+          <w:lang w:val="en-NZ"/>
+        </w:rPr>
+        <w:t>This</w:t>
+      </w:r>
+      <w:r>
+        <w:rPr>
+          <w:lang w:val="en-NZ"/>
+        </w:rPr>
+        <w:t xml:space="preserve"> means that </w:t>
+      </w:r>
+      <w:r>
+        <w:rPr>
+          <w:lang w:val="en-NZ"/>
+        </w:rPr>
+        <w:t xml:space="preserve">the </w:t>
+      </w:r>
+      <w:r>
+        <w:rPr>
+          <w:lang w:val="en-NZ"/>
+        </w:rPr>
+        <w:t xml:space="preserve">use of student credentials </w:t>
+      </w:r>
+      <w:r>
+        <w:rPr>
+          <w:lang w:val="en-NZ"/>
+        </w:rPr>
+        <w:t xml:space="preserve">can be </w:t>
+      </w:r>
+      <w:r>
+        <w:rPr>
+          <w:lang w:val="en-NZ"/>
+        </w:rPr>
+        <w:t>minimised</w:t>
+      </w:r>
+      <w:r>
+        <w:rPr>
+          <w:lang w:val="en-NZ"/>
+        </w:rPr>
+        <w:t xml:space="preserve"> or </w:t>
+      </w:r>
+      <w:r>
+        <w:rPr>
+          <w:lang w:val="en-NZ"/>
+        </w:rPr>
+        <w:t xml:space="preserve">eliminated, thereby simplifying the </w:t>
+      </w:r>
+      <w:r>
+        <w:rPr>
+          <w:i/>
+          <w:iCs/>
+          <w:lang w:val="en-NZ"/>
+        </w:rPr>
+        <w:t>Education Tutor</w:t>
+      </w:r>
+      <w:r>
+        <w:rPr>
+          <w:lang w:val="en-NZ"/>
+        </w:rPr>
+        <w:t xml:space="preserve"> experience.</w:t>
       </w:r>
     </w:p>
     <w:p>
@@ -386,7 +824,7 @@
         <w:rPr>
           <w:lang w:val="en-NZ"/>
         </w:rPr>
-        <w:t xml:space="preserve"> (i.e., Toni, Claire):</w:t>
+        <w:t>:</w:t>
       </w:r>
     </w:p>
     <w:p>
@@ -466,6 +904,7 @@
         <w:rPr>
           <w:lang w:val="en-NZ"/>
         </w:rPr>
+        <w:lastRenderedPageBreak/>
         <w:t xml:space="preserve">Login </w:t>
       </w:r>
       <w:r>
@@ -610,17 +1049,16 @@
           <w:lang w:val="en-NZ"/>
         </w:rPr>
       </w:pPr>
-      <w:bookmarkStart w:id="2" w:name="_Toc232087480"/>
-      <w:bookmarkStart w:id="3" w:name="_Toc232087482"/>
+      <w:bookmarkStart w:id="2" w:name="_Toc232087482"/>
+      <w:bookmarkStart w:id="3" w:name="_Toc232087480"/>
       <w:bookmarkEnd w:id="0"/>
       <w:r>
         <w:rPr>
           <w:lang w:val="en-NZ"/>
         </w:rPr>
-        <w:lastRenderedPageBreak/>
         <w:t>Education Tutor</w:t>
       </w:r>
-      <w:bookmarkEnd w:id="3"/>
+      <w:bookmarkEnd w:id="2"/>
       <w:r>
         <w:rPr>
           <w:lang w:val="en-NZ"/>
@@ -651,6 +1089,7 @@
       </w:pPr>
       <w:r>
         <w:rPr>
+          <w:noProof/>
           <w:lang w:val="en-NZ"/>
         </w:rPr>
         <w:drawing>
@@ -800,8 +1239,10 @@
       </w:pPr>
       <w:r>
         <w:rPr>
-          <w:lang w:val="en-NZ"/>
-        </w:rPr>
+          <w:noProof/>
+          <w:lang w:val="en-NZ"/>
+        </w:rPr>
+        <w:lastRenderedPageBreak/>
         <w:drawing>
           <wp:inline distT="0" distB="0" distL="0" distR="0" wp14:anchorId="70A501CA" wp14:editId="05428FDB">
             <wp:extent cx="5263200" cy="2635200"/>
@@ -851,7 +1292,6 @@
         <w:rPr>
           <w:noProof/>
         </w:rPr>
-        <w:lastRenderedPageBreak/>
         <w:t>They are then guided to select</w:t>
       </w:r>
       <w:r>
@@ -920,6 +1360,7 @@
         <w:rPr>
           <w:lang w:val="en-NZ"/>
         </w:rPr>
+        <w:lastRenderedPageBreak/>
         <w:t>Once the file/s are upload and the Submit button is clicked, then a status screen appears:</w:t>
       </w:r>
     </w:p>
@@ -989,7 +1430,6 @@
         <w:rPr>
           <w:lang w:val="en-NZ"/>
         </w:rPr>
-        <w:lastRenderedPageBreak/>
         <w:t xml:space="preserve">From a </w:t>
       </w:r>
       <w:r>
@@ -1066,6 +1506,7 @@
         <w:rPr>
           <w:lang w:val="en-NZ"/>
         </w:rPr>
+        <w:lastRenderedPageBreak/>
         <w:t>And there is full logging:</w:t>
       </w:r>
     </w:p>
@@ -1078,6 +1519,7 @@
       </w:pPr>
       <w:r>
         <w:rPr>
+          <w:noProof/>
           <w:lang w:val="en-NZ"/>
         </w:rPr>
         <w:drawing>
@@ -1129,7 +1571,6 @@
         <w:rPr>
           <w:lang w:val="en-NZ"/>
         </w:rPr>
-        <w:lastRenderedPageBreak/>
         <w:t>Loggin on in behalf</w:t>
       </w:r>
       <w:bookmarkEnd w:id="5"/>
@@ -1157,6 +1598,7 @@
       </w:pPr>
       <w:r>
         <w:rPr>
+          <w:noProof/>
           <w:lang w:val="en-NZ"/>
         </w:rPr>
         <w:drawing>
@@ -1214,6 +1656,7 @@
         <w:rPr>
           <w:lang w:val="en-NZ"/>
         </w:rPr>
+        <w:lastRenderedPageBreak/>
         <w:t xml:space="preserve">They can then see the </w:t>
       </w:r>
       <w:proofErr w:type="gramStart"/>
@@ -1240,6 +1683,7 @@
       </w:pPr>
       <w:r>
         <w:rPr>
+          <w:noProof/>
           <w:lang w:val="en-NZ"/>
         </w:rPr>
         <w:drawing>
@@ -1297,7 +1741,6 @@
         <w:rPr>
           <w:lang w:val="en-NZ"/>
         </w:rPr>
-        <w:lastRenderedPageBreak/>
         <w:t>They can then engage with the course, view assignment feedback, and submit assignments directly.</w:t>
       </w:r>
     </w:p>
@@ -1310,6 +1753,7 @@
       </w:pPr>
       <w:r>
         <w:rPr>
+          <w:noProof/>
           <w:lang w:val="en-NZ"/>
         </w:rPr>
         <w:drawing>
@@ -1407,6 +1851,7 @@
       </w:pPr>
       <w:r>
         <w:rPr>
+          <w:noProof/>
           <w:lang w:val="en-NZ"/>
         </w:rPr>
         <w:drawing>
@@ -1462,9 +1907,9 @@
       </w:pPr>
       <w:r>
         <w:rPr>
-          <w:lang w:val="en-NZ"/>
-        </w:rPr>
-        <w:lastRenderedPageBreak/>
+          <w:noProof/>
+          <w:lang w:val="en-NZ"/>
+        </w:rPr>
         <w:drawing>
           <wp:inline distT="0" distB="0" distL="0" distR="0" wp14:anchorId="52E14931" wp14:editId="27C1CFAB">
             <wp:extent cx="5158800" cy="3384000"/>
@@ -1520,6 +1965,7 @@
         <w:rPr>
           <w:lang w:val="en-NZ"/>
         </w:rPr>
+        <w:lastRenderedPageBreak/>
         <w:t>Or return to your Education Tutor role:</w:t>
       </w:r>
     </w:p>
@@ -1532,6 +1978,7 @@
       </w:pPr>
       <w:r>
         <w:rPr>
+          <w:noProof/>
           <w:lang w:val="en-NZ"/>
         </w:rPr>
         <w:drawing>
@@ -1587,6 +2034,7 @@
       </w:pPr>
       <w:r>
         <w:rPr>
+          <w:noProof/>
           <w:lang w:val="en-NZ"/>
         </w:rPr>
         <w:drawing>
@@ -1648,7 +2096,7 @@
         <w:lastRenderedPageBreak/>
         <w:t>Education tutor manager</w:t>
       </w:r>
-      <w:bookmarkEnd w:id="2"/>
+      <w:bookmarkEnd w:id="3"/>
       <w:r>
         <w:rPr>
           <w:lang w:val="en-NZ"/>
@@ -1778,6 +2226,7 @@
       </w:pPr>
       <w:r>
         <w:rPr>
+          <w:noProof/>
           <w:lang w:val="en-NZ"/>
         </w:rPr>
         <w:drawing>
@@ -1826,6 +2275,7 @@
       </w:pPr>
       <w:r>
         <w:rPr>
+          <w:noProof/>
           <w:lang w:val="en-NZ"/>
         </w:rPr>
         <w:drawing>
@@ -1876,6 +2326,80 @@
     </w:p>
     <w:p>
       <w:pPr>
+        <w:rPr>
+          <w:lang w:val="en-NZ"/>
+        </w:rPr>
+      </w:pPr>
+      <w:r>
+        <w:rPr>
+          <w:lang w:val="en-NZ"/>
+        </w:rPr>
+        <w:lastRenderedPageBreak/>
+        <w:t xml:space="preserve">Students can be moved between </w:t>
+      </w:r>
+      <w:r>
+        <w:rPr>
+          <w:i/>
+          <w:iCs/>
+          <w:lang w:val="en-NZ"/>
+        </w:rPr>
+        <w:t>Education Tutors</w:t>
+      </w:r>
+      <w:r>
+        <w:rPr>
+          <w:lang w:val="en-NZ"/>
+        </w:rPr>
+        <w:t xml:space="preserve"> </w:t>
+      </w:r>
+      <w:r>
+        <w:rPr>
+          <w:lang w:val="en-NZ"/>
+        </w:rPr>
+        <w:t xml:space="preserve">at any time </w:t>
+      </w:r>
+      <w:r>
+        <w:rPr>
+          <w:lang w:val="en-NZ"/>
+        </w:rPr>
+        <w:t>with immediate effect. Historical logs will still</w:t>
+      </w:r>
+      <w:r>
+        <w:rPr>
+          <w:lang w:val="en-NZ"/>
+        </w:rPr>
+        <w:t xml:space="preserve"> indicate the </w:t>
+      </w:r>
+      <w:r>
+        <w:rPr>
+          <w:i/>
+          <w:iCs/>
+          <w:lang w:val="en-NZ"/>
+        </w:rPr>
+        <w:t>Education Tutor</w:t>
+      </w:r>
+      <w:r>
+        <w:rPr>
+          <w:lang w:val="en-NZ"/>
+        </w:rPr>
+        <w:t xml:space="preserve"> who </w:t>
+      </w:r>
+      <w:proofErr w:type="gramStart"/>
+      <w:r>
+        <w:rPr>
+          <w:lang w:val="en-NZ"/>
+        </w:rPr>
+        <w:t>took action</w:t>
+      </w:r>
+      <w:proofErr w:type="gramEnd"/>
+      <w:r>
+        <w:rPr>
+          <w:lang w:val="en-NZ"/>
+        </w:rPr>
+        <w:t xml:space="preserve"> at the time, i.e., submitted an assignment.</w:t>
+      </w:r>
+    </w:p>
+    <w:p>
+      <w:pPr>
         <w:pStyle w:val="Heading1"/>
         <w:rPr>
           <w:lang w:val="en-NZ"/>
@@ -1885,7 +2409,6 @@
         <w:rPr>
           <w:lang w:val="en-NZ"/>
         </w:rPr>
-        <w:lastRenderedPageBreak/>
         <w:t>Stream support experience</w:t>
       </w:r>
     </w:p>
@@ -2012,6 +2535,7 @@
       </w:pPr>
       <w:r>
         <w:rPr>
+          <w:noProof/>
           <w:lang w:val="en-NZ"/>
         </w:rPr>
         <w:drawing>
@@ -2157,6 +2681,7 @@
       </w:pPr>
       <w:r>
         <w:rPr>
+          <w:noProof/>
           <w:lang w:val="en-NZ"/>
         </w:rPr>
         <w:drawing>
@@ -2305,41 +2830,6 @@
     <w:pPr>
       <w:pStyle w:val="Header"/>
     </w:pPr>
-    <w:r>
-      <w:rPr>
-        <w:noProof/>
-      </w:rPr>
-      <w:pict w14:anchorId="73775BD4">
-        <v:shapetype id="_x0000_t136" coordsize="21600,21600" o:spt="136" adj="10800" path="m@7,l@8,m@5,21600l@6,21600e">
-          <v:formulas>
-            <v:f eqn="sum #0 0 10800"/>
-            <v:f eqn="prod #0 2 1"/>
-            <v:f eqn="sum 21600 0 @1"/>
-            <v:f eqn="sum 0 0 @2"/>
-            <v:f eqn="sum 21600 0 @3"/>
-            <v:f eqn="if @0 @3 0"/>
-            <v:f eqn="if @0 21600 @1"/>
-            <v:f eqn="if @0 0 @2"/>
-            <v:f eqn="if @0 @4 21600"/>
-            <v:f eqn="mid @5 @6"/>
-            <v:f eqn="mid @8 @5"/>
-            <v:f eqn="mid @7 @8"/>
-            <v:f eqn="mid @6 @7"/>
-            <v:f eqn="sum @6 0 @5"/>
-          </v:formulas>
-          <v:path textpathok="t" o:connecttype="custom" o:connectlocs="@9,0;@10,10800;@11,21600;@12,10800" o:connectangles="270,180,90,0"/>
-          <v:textpath on="t" fitshape="t"/>
-          <v:handles>
-            <v:h position="#0,bottomRight" xrange="6629,14971"/>
-          </v:handles>
-          <o:lock v:ext="edit" text="t" shapetype="t"/>
-        </v:shapetype>
-        <v:shape id="PowerPlusWaterMarkObject786936157" o:spid="_x0000_s1026" type="#_x0000_t136" style="position:absolute;margin-left:0;margin-top:0;width:523.95pt;height:112.25pt;rotation:315;z-index:-251655168;mso-position-horizontal:center;mso-position-horizontal-relative:margin;mso-position-vertical:center;mso-position-vertical-relative:margin" o:allowincell="f" fillcolor="silver" stroked="f">
-          <v:fill opacity=".5"/>
-          <v:textpath style="font-family:&quot;Calibri&quot;;font-size:1pt" string="PROPOSED - DRAFT"/>
-        </v:shape>
-      </w:pict>
-    </w:r>
   </w:p>
 </w:hdr>
 </file>
@@ -2350,41 +2840,6 @@
     <w:pPr>
       <w:pStyle w:val="Header"/>
     </w:pPr>
-    <w:r>
-      <w:rPr>
-        <w:noProof/>
-      </w:rPr>
-      <w:pict w14:anchorId="251136C1">
-        <v:shapetype id="_x0000_t136" coordsize="21600,21600" o:spt="136" adj="10800" path="m@7,l@8,m@5,21600l@6,21600e">
-          <v:formulas>
-            <v:f eqn="sum #0 0 10800"/>
-            <v:f eqn="prod #0 2 1"/>
-            <v:f eqn="sum 21600 0 @1"/>
-            <v:f eqn="sum 0 0 @2"/>
-            <v:f eqn="sum 21600 0 @3"/>
-            <v:f eqn="if @0 @3 0"/>
-            <v:f eqn="if @0 21600 @1"/>
-            <v:f eqn="if @0 0 @2"/>
-            <v:f eqn="if @0 @4 21600"/>
-            <v:f eqn="mid @5 @6"/>
-            <v:f eqn="mid @8 @5"/>
-            <v:f eqn="mid @7 @8"/>
-            <v:f eqn="mid @6 @7"/>
-            <v:f eqn="sum @6 0 @5"/>
-          </v:formulas>
-          <v:path textpathok="t" o:connecttype="custom" o:connectlocs="@9,0;@10,10800;@11,21600;@12,10800" o:connectangles="270,180,90,0"/>
-          <v:textpath on="t" fitshape="t"/>
-          <v:handles>
-            <v:h position="#0,bottomRight" xrange="6629,14971"/>
-          </v:handles>
-          <o:lock v:ext="edit" text="t" shapetype="t"/>
-        </v:shapetype>
-        <v:shape id="PowerPlusWaterMarkObject786936158" o:spid="_x0000_s1027" type="#_x0000_t136" style="position:absolute;margin-left:0;margin-top:0;width:523.95pt;height:112.25pt;rotation:315;z-index:-251653120;mso-position-horizontal:center;mso-position-horizontal-relative:margin;mso-position-vertical:center;mso-position-vertical-relative:margin" o:allowincell="f" fillcolor="silver" stroked="f">
-          <v:fill opacity=".5"/>
-          <v:textpath style="font-family:&quot;Calibri&quot;;font-size:1pt" string="PROPOSED - DRAFT"/>
-        </v:shape>
-      </w:pict>
-    </w:r>
   </w:p>
 </w:hdr>
 </file>
@@ -2395,41 +2850,6 @@
     <w:pPr>
       <w:pStyle w:val="Header"/>
     </w:pPr>
-    <w:r>
-      <w:rPr>
-        <w:noProof/>
-      </w:rPr>
-      <w:pict w14:anchorId="7D56B254">
-        <v:shapetype id="_x0000_t136" coordsize="21600,21600" o:spt="136" adj="10800" path="m@7,l@8,m@5,21600l@6,21600e">
-          <v:formulas>
-            <v:f eqn="sum #0 0 10800"/>
-            <v:f eqn="prod #0 2 1"/>
-            <v:f eqn="sum 21600 0 @1"/>
-            <v:f eqn="sum 0 0 @2"/>
-            <v:f eqn="sum 21600 0 @3"/>
-            <v:f eqn="if @0 @3 0"/>
-            <v:f eqn="if @0 21600 @1"/>
-            <v:f eqn="if @0 0 @2"/>
-            <v:f eqn="if @0 @4 21600"/>
-            <v:f eqn="mid @5 @6"/>
-            <v:f eqn="mid @8 @5"/>
-            <v:f eqn="mid @7 @8"/>
-            <v:f eqn="mid @6 @7"/>
-            <v:f eqn="sum @6 0 @5"/>
-          </v:formulas>
-          <v:path textpathok="t" o:connecttype="custom" o:connectlocs="@9,0;@10,10800;@11,21600;@12,10800" o:connectangles="270,180,90,0"/>
-          <v:textpath on="t" fitshape="t"/>
-          <v:handles>
-            <v:h position="#0,bottomRight" xrange="6629,14971"/>
-          </v:handles>
-          <o:lock v:ext="edit" text="t" shapetype="t"/>
-        </v:shapetype>
-        <v:shape id="PowerPlusWaterMarkObject786936156" o:spid="_x0000_s1025" type="#_x0000_t136" style="position:absolute;margin-left:0;margin-top:0;width:523.95pt;height:112.25pt;rotation:315;z-index:-251657216;mso-position-horizontal:center;mso-position-horizontal-relative:margin;mso-position-vertical:center;mso-position-vertical-relative:margin" o:allowincell="f" fillcolor="silver" stroked="f">
-          <v:fill opacity=".5"/>
-          <v:textpath style="font-family:&quot;Calibri&quot;;font-size:1pt" string="PROPOSED - DRAFT"/>
-        </v:shape>
-      </w:pict>
-    </w:r>
   </w:p>
 </w:hdr>
 </file>

--- a/docs/Education Tutor functionality - User Experience Preview (proposed).docx
+++ b/docs/Education Tutor functionality - User Experience Preview (proposed).docx
@@ -218,13 +218,7 @@
         <w:rPr>
           <w:lang w:val="en-NZ"/>
         </w:rPr>
-        <w:t xml:space="preserve"> </w:t>
-      </w:r>
-      <w:r>
-        <w:rPr>
-          <w:lang w:val="en-NZ"/>
-        </w:rPr>
-        <w:t xml:space="preserve">This role includes access to all Massey systems using student credentials. </w:t>
+        <w:t xml:space="preserve"> This role includes access to all Massey systems using student credentials. </w:t>
       </w:r>
       <w:r>
         <w:rPr>
@@ -1089,14 +1083,13 @@
       </w:pPr>
       <w:r>
         <w:rPr>
-          <w:noProof/>
           <w:lang w:val="en-NZ"/>
         </w:rPr>
         <w:drawing>
-          <wp:inline distT="0" distB="0" distL="0" distR="0" wp14:anchorId="3FD8DABC" wp14:editId="7D4C3BF4">
-            <wp:extent cx="5162400" cy="3232800"/>
-            <wp:effectExtent l="0" t="0" r="635" b="5715"/>
-            <wp:docPr id="2096282778" name="Picture 1"/>
+          <wp:inline distT="0" distB="0" distL="0" distR="0" wp14:anchorId="15294F21" wp14:editId="7996523D">
+            <wp:extent cx="5155200" cy="3135600"/>
+            <wp:effectExtent l="0" t="0" r="7620" b="8255"/>
+            <wp:docPr id="1503962507" name="Picture 1"/>
             <wp:cNvGraphicFramePr>
               <a:graphicFrameLocks xmlns:a="http://schemas.openxmlformats.org/drawingml/2006/main" noChangeAspect="1"/>
             </wp:cNvGraphicFramePr>
@@ -1104,7 +1097,7 @@
               <a:graphicData uri="http://schemas.openxmlformats.org/drawingml/2006/picture">
                 <pic:pic xmlns:pic="http://schemas.openxmlformats.org/drawingml/2006/picture">
                   <pic:nvPicPr>
-                    <pic:cNvPr id="2096282778" name=""/>
+                    <pic:cNvPr id="1503962507" name=""/>
                     <pic:cNvPicPr/>
                   </pic:nvPicPr>
                   <pic:blipFill>
@@ -1116,7 +1109,7 @@
                   <pic:spPr>
                     <a:xfrm>
                       <a:off x="0" y="0"/>
-                      <a:ext cx="5162400" cy="3232800"/>
+                      <a:ext cx="5155200" cy="3135600"/>
                     </a:xfrm>
                     <a:prstGeom prst="rect">
                       <a:avLst/>
@@ -1137,6 +1130,69 @@
         </w:rPr>
       </w:pPr>
       <w:bookmarkStart w:id="4" w:name="_Toc232087483"/>
+      <w:r>
+        <w:rPr>
+          <w:lang w:val="en-NZ"/>
+        </w:rPr>
+        <w:lastRenderedPageBreak/>
+        <w:t>Dashboard</w:t>
+      </w:r>
+    </w:p>
+    <w:p>
+      <w:pPr>
+        <w:jc w:val="center"/>
+        <w:rPr>
+          <w:lang w:val="en-NZ"/>
+        </w:rPr>
+      </w:pPr>
+      <w:r>
+        <w:rPr>
+          <w:noProof/>
+        </w:rPr>
+        <w:drawing>
+          <wp:inline distT="0" distB="0" distL="0" distR="0" wp14:anchorId="069A693A" wp14:editId="54331938">
+            <wp:extent cx="4446000" cy="6202800"/>
+            <wp:effectExtent l="0" t="0" r="0" b="7620"/>
+            <wp:docPr id="1324160754" name="Picture 1"/>
+            <wp:cNvGraphicFramePr>
+              <a:graphicFrameLocks xmlns:a="http://schemas.openxmlformats.org/drawingml/2006/main" noChangeAspect="1"/>
+            </wp:cNvGraphicFramePr>
+            <a:graphic xmlns:a="http://schemas.openxmlformats.org/drawingml/2006/main">
+              <a:graphicData uri="http://schemas.openxmlformats.org/drawingml/2006/picture">
+                <pic:pic xmlns:pic="http://schemas.openxmlformats.org/drawingml/2006/picture">
+                  <pic:nvPicPr>
+                    <pic:cNvPr id="1324160754" name=""/>
+                    <pic:cNvPicPr/>
+                  </pic:nvPicPr>
+                  <pic:blipFill>
+                    <a:blip r:embed="rId9"/>
+                    <a:stretch>
+                      <a:fillRect/>
+                    </a:stretch>
+                  </pic:blipFill>
+                  <pic:spPr>
+                    <a:xfrm>
+                      <a:off x="0" y="0"/>
+                      <a:ext cx="4446000" cy="6202800"/>
+                    </a:xfrm>
+                    <a:prstGeom prst="rect">
+                      <a:avLst/>
+                    </a:prstGeom>
+                  </pic:spPr>
+                </pic:pic>
+              </a:graphicData>
+            </a:graphic>
+          </wp:inline>
+        </w:drawing>
+      </w:r>
+    </w:p>
+    <w:p>
+      <w:pPr>
+        <w:pStyle w:val="Heading2"/>
+        <w:rPr>
+          <w:lang w:val="en-NZ"/>
+        </w:rPr>
+      </w:pPr>
       <w:r>
         <w:rPr>
           <w:i/>
@@ -1259,7 +1315,7 @@
                     <pic:cNvPicPr/>
                   </pic:nvPicPr>
                   <pic:blipFill>
-                    <a:blip r:embed="rId9"/>
+                    <a:blip r:embed="rId10"/>
                     <a:stretch>
                       <a:fillRect/>
                     </a:stretch>
@@ -1328,7 +1384,7 @@
                     <pic:cNvPicPr/>
                   </pic:nvPicPr>
                   <pic:blipFill>
-                    <a:blip r:embed="rId10"/>
+                    <a:blip r:embed="rId11"/>
                     <a:stretch>
                       <a:fillRect/>
                     </a:stretch>
@@ -1391,7 +1447,7 @@
                     <pic:cNvPicPr/>
                   </pic:nvPicPr>
                   <pic:blipFill>
-                    <a:blip r:embed="rId11"/>
+                    <a:blip r:embed="rId12"/>
                     <a:stretch>
                       <a:fillRect/>
                     </a:stretch>
@@ -1474,7 +1530,7 @@
                     <pic:cNvPicPr/>
                   </pic:nvPicPr>
                   <pic:blipFill>
-                    <a:blip r:embed="rId12"/>
+                    <a:blip r:embed="rId13"/>
                     <a:stretch>
                       <a:fillRect/>
                     </a:stretch>
@@ -1538,7 +1594,7 @@
                     <pic:cNvPicPr/>
                   </pic:nvPicPr>
                   <pic:blipFill>
-                    <a:blip r:embed="rId13"/>
+                    <a:blip r:embed="rId14"/>
                     <a:stretch>
                       <a:fillRect/>
                     </a:stretch>
@@ -1617,7 +1673,7 @@
                     <pic:cNvPicPr/>
                   </pic:nvPicPr>
                   <pic:blipFill>
-                    <a:blip r:embed="rId14"/>
+                    <a:blip r:embed="rId15"/>
                     <a:stretch>
                       <a:fillRect/>
                     </a:stretch>
@@ -1657,21 +1713,7 @@
           <w:lang w:val="en-NZ"/>
         </w:rPr>
         <w:lastRenderedPageBreak/>
-        <w:t xml:space="preserve">They can then see the </w:t>
-      </w:r>
-      <w:proofErr w:type="gramStart"/>
-      <w:r>
-        <w:rPr>
-          <w:lang w:val="en-NZ"/>
-        </w:rPr>
-        <w:t>students</w:t>
-      </w:r>
-      <w:proofErr w:type="gramEnd"/>
-      <w:r>
-        <w:rPr>
-          <w:lang w:val="en-NZ"/>
-        </w:rPr>
-        <w:t xml:space="preserve"> courses:</w:t>
+        <w:t>They can then see the students courses:</w:t>
       </w:r>
     </w:p>
     <w:p>
@@ -1702,7 +1744,7 @@
                     <pic:cNvPicPr/>
                   </pic:nvPicPr>
                   <pic:blipFill>
-                    <a:blip r:embed="rId15"/>
+                    <a:blip r:embed="rId16"/>
                     <a:stretch>
                       <a:fillRect/>
                     </a:stretch>
@@ -1772,7 +1814,7 @@
                     <pic:cNvPicPr/>
                   </pic:nvPicPr>
                   <pic:blipFill>
-                    <a:blip r:embed="rId16"/>
+                    <a:blip r:embed="rId17"/>
                     <a:stretch>
                       <a:fillRect/>
                     </a:stretch>
@@ -1870,7 +1912,7 @@
                     <pic:cNvPicPr/>
                   </pic:nvPicPr>
                   <pic:blipFill>
-                    <a:blip r:embed="rId17"/>
+                    <a:blip r:embed="rId18"/>
                     <a:stretch>
                       <a:fillRect/>
                     </a:stretch>
@@ -1926,7 +1968,7 @@
                     <pic:cNvPicPr/>
                   </pic:nvPicPr>
                   <pic:blipFill>
-                    <a:blip r:embed="rId18"/>
+                    <a:blip r:embed="rId19"/>
                     <a:stretch>
                       <a:fillRect/>
                     </a:stretch>
@@ -1997,7 +2039,7 @@
                     <pic:cNvPicPr/>
                   </pic:nvPicPr>
                   <pic:blipFill>
-                    <a:blip r:embed="rId19"/>
+                    <a:blip r:embed="rId20"/>
                     <a:stretch>
                       <a:fillRect/>
                     </a:stretch>
@@ -2053,7 +2095,7 @@
                     <pic:cNvPicPr/>
                   </pic:nvPicPr>
                   <pic:blipFill>
-                    <a:blip r:embed="rId20"/>
+                    <a:blip r:embed="rId21"/>
                     <a:stretch>
                       <a:fillRect/>
                     </a:stretch>
@@ -2076,11 +2118,97 @@
     </w:p>
     <w:p>
       <w:pPr>
-        <w:jc w:val="center"/>
-        <w:rPr>
-          <w:lang w:val="en-NZ"/>
-        </w:rPr>
-      </w:pPr>
+        <w:rPr>
+          <w:lang w:val="en-NZ"/>
+        </w:rPr>
+      </w:pPr>
+    </w:p>
+    <w:p>
+      <w:pPr>
+        <w:pStyle w:val="Heading2"/>
+        <w:rPr>
+          <w:lang w:val="en-NZ"/>
+        </w:rPr>
+      </w:pPr>
+      <w:r>
+        <w:rPr>
+          <w:lang w:val="en-NZ"/>
+        </w:rPr>
+        <w:t>Set student preferences</w:t>
+      </w:r>
+    </w:p>
+    <w:p>
+      <w:pPr>
+        <w:rPr>
+          <w:lang w:val="en-NZ"/>
+        </w:rPr>
+      </w:pPr>
+      <w:r>
+        <w:rPr>
+          <w:lang w:val="en-NZ"/>
+        </w:rPr>
+        <w:t xml:space="preserve">An Education Tutor can directly set certain student preferences, e.g., </w:t>
+      </w:r>
+      <w:r>
+        <w:rPr>
+          <w:lang w:val="en-NZ"/>
+        </w:rPr>
+        <w:t>Forum notification digest.</w:t>
+      </w:r>
+    </w:p>
+    <w:p>
+      <w:pPr>
+        <w:rPr>
+          <w:lang w:val="en-NZ"/>
+        </w:rPr>
+      </w:pPr>
+    </w:p>
+    <w:p>
+      <w:pPr>
+        <w:rPr>
+          <w:lang w:val="en-NZ"/>
+        </w:rPr>
+      </w:pPr>
+      <w:r>
+        <w:rPr>
+          <w:noProof/>
+        </w:rPr>
+        <w:drawing>
+          <wp:inline distT="0" distB="0" distL="0" distR="0" wp14:anchorId="710CC377" wp14:editId="6BA002EB">
+            <wp:extent cx="4449600" cy="1728000"/>
+            <wp:effectExtent l="0" t="0" r="8255" b="5715"/>
+            <wp:docPr id="1134005677" name="Picture 1"/>
+            <wp:cNvGraphicFramePr>
+              <a:graphicFrameLocks xmlns:a="http://schemas.openxmlformats.org/drawingml/2006/main" noChangeAspect="1"/>
+            </wp:cNvGraphicFramePr>
+            <a:graphic xmlns:a="http://schemas.openxmlformats.org/drawingml/2006/main">
+              <a:graphicData uri="http://schemas.openxmlformats.org/drawingml/2006/picture">
+                <pic:pic xmlns:pic="http://schemas.openxmlformats.org/drawingml/2006/picture">
+                  <pic:nvPicPr>
+                    <pic:cNvPr id="1134005677" name=""/>
+                    <pic:cNvPicPr/>
+                  </pic:nvPicPr>
+                  <pic:blipFill>
+                    <a:blip r:embed="rId22"/>
+                    <a:stretch>
+                      <a:fillRect/>
+                    </a:stretch>
+                  </pic:blipFill>
+                  <pic:spPr>
+                    <a:xfrm>
+                      <a:off x="0" y="0"/>
+                      <a:ext cx="4449600" cy="1728000"/>
+                    </a:xfrm>
+                    <a:prstGeom prst="rect">
+                      <a:avLst/>
+                    </a:prstGeom>
+                  </pic:spPr>
+                </pic:pic>
+              </a:graphicData>
+            </a:graphic>
+          </wp:inline>
+        </w:drawing>
+      </w:r>
     </w:p>
     <w:p>
       <w:pPr>
@@ -2245,7 +2373,7 @@
                     <pic:cNvPicPr/>
                   </pic:nvPicPr>
                   <pic:blipFill>
-                    <a:blip r:embed="rId21"/>
+                    <a:blip r:embed="rId23"/>
                     <a:stretch>
                       <a:fillRect/>
                     </a:stretch>
@@ -2294,7 +2422,7 @@
                     <pic:cNvPicPr/>
                   </pic:nvPicPr>
                   <pic:blipFill rotWithShape="1">
-                    <a:blip r:embed="rId22"/>
+                    <a:blip r:embed="rId24"/>
                     <a:srcRect t="16440"/>
                     <a:stretch>
                       <a:fillRect/>
@@ -2381,21 +2509,7 @@
         <w:rPr>
           <w:lang w:val="en-NZ"/>
         </w:rPr>
-        <w:t xml:space="preserve"> who </w:t>
-      </w:r>
-      <w:proofErr w:type="gramStart"/>
-      <w:r>
-        <w:rPr>
-          <w:lang w:val="en-NZ"/>
-        </w:rPr>
-        <w:t>took action</w:t>
-      </w:r>
-      <w:proofErr w:type="gramEnd"/>
-      <w:r>
-        <w:rPr>
-          <w:lang w:val="en-NZ"/>
-        </w:rPr>
-        <w:t xml:space="preserve"> at the time, i.e., submitted an assignment.</w:t>
+        <w:t xml:space="preserve"> who took action at the time, i.e., submitted an assignment.</w:t>
       </w:r>
     </w:p>
     <w:p>
@@ -2554,7 +2668,7 @@
                     <pic:cNvPicPr/>
                   </pic:nvPicPr>
                   <pic:blipFill>
-                    <a:blip r:embed="rId23"/>
+                    <a:blip r:embed="rId25"/>
                     <a:stretch>
                       <a:fillRect/>
                     </a:stretch>
@@ -2629,7 +2743,7 @@
                     <pic:cNvPicPr/>
                   </pic:nvPicPr>
                   <pic:blipFill>
-                    <a:blip r:embed="rId24"/>
+                    <a:blip r:embed="rId26"/>
                     <a:stretch>
                       <a:fillRect/>
                     </a:stretch>
@@ -2700,7 +2814,7 @@
                     <pic:cNvPicPr/>
                   </pic:nvPicPr>
                   <pic:blipFill>
-                    <a:blip r:embed="rId25"/>
+                    <a:blip r:embed="rId27"/>
                     <a:stretch>
                       <a:fillRect/>
                     </a:stretch>
@@ -2729,12 +2843,12 @@
       </w:pPr>
     </w:p>
     <w:sectPr>
-      <w:headerReference w:type="even" r:id="rId26"/>
-      <w:headerReference w:type="default" r:id="rId27"/>
-      <w:footerReference w:type="even" r:id="rId28"/>
-      <w:footerReference w:type="default" r:id="rId29"/>
-      <w:headerReference w:type="first" r:id="rId30"/>
-      <w:footerReference w:type="first" r:id="rId31"/>
+      <w:headerReference w:type="even" r:id="rId28"/>
+      <w:headerReference w:type="default" r:id="rId29"/>
+      <w:footerReference w:type="even" r:id="rId30"/>
+      <w:footerReference w:type="default" r:id="rId31"/>
+      <w:headerReference w:type="first" r:id="rId32"/>
+      <w:footerReference w:type="first" r:id="rId33"/>
       <w:pgSz w:w="11906" w:h="16838"/>
       <w:pgMar w:top="1440" w:right="1440" w:bottom="1440" w:left="1440" w:header="708" w:footer="708" w:gutter="0"/>
       <w:cols w:space="708"/>
